--- a/Meeting Minutes/Advisor meetings/Bryce/8 22-09 Bryce meeting.docx
+++ b/Meeting Minutes/Advisor meetings/Bryce/8 22-09 Bryce meeting.docx
@@ -1559,7 +1559,33 @@
               <w:rPr>
                 <w:bCs/>
               </w:rPr>
-              <w:t xml:space="preserve"> More posters. Cool circular poster. </w:t>
+              <w:t xml:space="preserve"> More posters. </w:t>
+            </w:r>
+            <w:r>
+              <w:rPr>
+                <w:bCs/>
+              </w:rPr>
+              <w:t xml:space="preserve">Discussing </w:t>
+            </w:r>
+            <w:proofErr w:type="gramStart"/>
+            <w:r>
+              <w:rPr>
+                <w:bCs/>
+              </w:rPr>
+              <w:t xml:space="preserve">the </w:t>
+            </w:r>
+            <w:r>
+              <w:rPr>
+                <w:bCs/>
+              </w:rPr>
+              <w:t xml:space="preserve"> circular</w:t>
+            </w:r>
+            <w:proofErr w:type="gramEnd"/>
+            <w:r>
+              <w:rPr>
+                <w:bCs/>
+              </w:rPr>
+              <w:t xml:space="preserve"> poster. </w:t>
             </w:r>
             <w:r>
               <w:rPr>
@@ -1584,7 +1610,25 @@
               <w:rPr>
                 <w:bCs/>
               </w:rPr>
-              <w:t>0940 Don’t bully people</w:t>
+              <w:t xml:space="preserve">0940 </w:t>
+            </w:r>
+            <w:r>
+              <w:rPr>
+                <w:bCs/>
+              </w:rPr>
+              <w:t>Advice on team etiqu</w:t>
+            </w:r>
+            <w:r>
+              <w:rPr>
+                <w:bCs/>
+              </w:rPr>
+              <w:t>et</w:t>
+            </w:r>
+            <w:r>
+              <w:rPr>
+                <w:bCs/>
+              </w:rPr>
+              <w:t>te</w:t>
             </w:r>
           </w:p>
           <w:p>
@@ -1597,13 +1641,19 @@
               <w:rPr>
                 <w:bCs/>
               </w:rPr>
-              <w:t xml:space="preserve">0945 </w:t>
-            </w:r>
-            <w:r>
-              <w:rPr>
-                <w:bCs/>
-              </w:rPr>
-              <w:t xml:space="preserve">Fighting people is different to bullying. </w:t>
+              <w:t>0945</w:t>
+            </w:r>
+            <w:r>
+              <w:rPr>
+                <w:bCs/>
+              </w:rPr>
+              <w:t xml:space="preserve"> D</w:t>
+            </w:r>
+            <w:r>
+              <w:rPr>
+                <w:bCs/>
+              </w:rPr>
+              <w:t xml:space="preserve">iscussion on tracking reports done, </w:t>
             </w:r>
             <w:r>
               <w:rPr>
@@ -1628,7 +1678,19 @@
               <w:rPr>
                 <w:bCs/>
               </w:rPr>
-              <w:t>How capstone is setting up for real life</w:t>
+              <w:t xml:space="preserve">How capstone is setting </w:t>
+            </w:r>
+            <w:r>
+              <w:rPr>
+                <w:bCs/>
+              </w:rPr>
+              <w:t xml:space="preserve">us </w:t>
+            </w:r>
+            <w:r>
+              <w:rPr>
+                <w:bCs/>
+              </w:rPr>
+              <w:t>up for real life</w:t>
             </w:r>
           </w:p>
           <w:p>
@@ -1661,7 +1723,19 @@
               <w:rPr>
                 <w:bCs/>
               </w:rPr>
-              <w:t>. It’s just reporting on the foremost output.</w:t>
+              <w:t xml:space="preserve">. </w:t>
+            </w:r>
+            <w:r>
+              <w:rPr>
+                <w:bCs/>
+              </w:rPr>
+              <w:t xml:space="preserve">We </w:t>
+            </w:r>
+            <w:r>
+              <w:rPr>
+                <w:bCs/>
+              </w:rPr>
+              <w:t>just reporting on the foremost output.</w:t>
             </w:r>
           </w:p>
         </w:tc>
@@ -1804,7 +1878,13 @@
               <w:rPr>
                 <w:bCs/>
               </w:rPr>
-              <w:t>09</w:t>
+              <w:t>0</w:t>
+            </w:r>
+            <w:r>
+              <w:rPr>
+                <w:bCs/>
+              </w:rPr>
+              <w:t>8</w:t>
             </w:r>
             <w:r>
               <w:rPr>
@@ -1877,6 +1957,12 @@
                 <w:b/>
               </w:rPr>
               <w:t xml:space="preserve">MEETING CLOSED: </w:t>
+            </w:r>
+            <w:r>
+              <w:rPr>
+                <w:b/>
+              </w:rPr>
+              <w:t>1000</w:t>
             </w:r>
           </w:p>
         </w:tc>
